--- a/__others__/soft-skills/extracted-notes/soft-skills-part-1.docx
+++ b/__others__/soft-skills/extracted-notes/soft-skills-part-1.docx
@@ -2,194 +2,13 @@
 <file path=word/document.xml><?xml version="1.0" encoding="utf-8"?>
 <w:document xmlns:wpc="http://schemas.microsoft.com/office/word/2010/wordprocessingCanvas" xmlns:cx="http://schemas.microsoft.com/office/drawing/2014/chartex" xmlns:cx1="http://schemas.microsoft.com/office/drawing/2015/9/8/chartex" xmlns:cx2="http://schemas.microsoft.com/office/drawing/2015/10/21/chartex" xmlns:cx3="http://schemas.microsoft.com/office/drawing/2016/5/9/chartex" xmlns:cx4="http://schemas.microsoft.com/office/drawing/2016/5/10/chartex" xmlns:cx5="http://schemas.microsoft.com/office/drawing/2016/5/11/chartex" xmlns:cx6="http://schemas.microsoft.com/office/drawing/2016/5/12/chartex" xmlns:cx7="http://schemas.microsoft.com/office/drawing/2016/5/13/chartex" xmlns:cx8="http://schemas.microsoft.com/office/drawing/2016/5/14/chartex" xmlns:mc="http://schemas.openxmlformats.org/markup-compatibility/2006" xmlns:aink="http://schemas.microsoft.com/office/drawing/2016/ink" xmlns:am3d="http://schemas.microsoft.com/office/drawing/2017/model3d" xmlns:o="urn:schemas-microsoft-com:office:office" xmlns:oel="http://schemas.microsoft.com/office/2019/extlst" xmlns:r="http://schemas.openxmlformats.org/officeDocument/2006/relationships" xmlns:m="http://schemas.openxmlformats.org/officeDocument/2006/math" xmlns:v="urn:schemas-microsoft-com:vml" xmlns:wp14="http://schemas.microsoft.com/office/word/2010/wordprocessingDrawing" xmlns:wp="http://schemas.openxmlformats.org/drawingml/2006/wordprocessingDrawing" xmlns:w10="urn:schemas-microsoft-com:office:word" xmlns:w="http://schemas.openxmlformats.org/wordprocessingml/2006/main" xmlns:w14="http://schemas.microsoft.com/office/word/2010/wordml" xmlns:w15="http://schemas.microsoft.com/office/word/2012/wordml" xmlns:w16cex="http://schemas.microsoft.com/office/word/2018/wordml/cex" xmlns:w16cid="http://schemas.microsoft.com/office/word/2016/wordml/cid" xmlns:w16="http://schemas.microsoft.com/office/word/2018/wordml" xmlns:w16du="http://schemas.microsoft.com/office/word/2023/wordml/word16du" xmlns:w16sdtdh="http://schemas.microsoft.com/office/word/2020/wordml/sdtdatahash" xmlns:w16sdtfl="http://schemas.microsoft.com/office/word/2024/wordml/sdtformatlock" xmlns:w16se="http://schemas.microsoft.com/office/word/2015/wordml/symex" xmlns:wpg="http://schemas.microsoft.com/office/word/2010/wordprocessingGroup" xmlns:wpi="http://schemas.microsoft.com/office/word/2010/wordprocessingInk" xmlns:wne="http://schemas.microsoft.com/office/word/2006/wordml" xmlns:wps="http://schemas.microsoft.com/office/word/2010/wordprocessingShape" mc:Ignorable="w14 w15 w16se w16cid w16 w16cex w16sdtdh w16sdtfl w16du wp14">
   <w:body>
-    <w:p>
-      <w:pPr>
-        <w:pStyle w:val="Heading1"/>
-      </w:pPr>
-      <w:r>
-        <w:t>Visual Communication: Creating Engaging and Effective Technical Diagrams</w:t>
-      </w:r>
-    </w:p>
-    <w:p>
-      <w:r>
-        <w:t xml:space="preserve">Common tools used to create diagrams – </w:t>
-      </w:r>
-      <w:r>
-        <w:t>Miro</w:t>
-      </w:r>
-      <w:r>
-        <w:t xml:space="preserve">, </w:t>
-      </w:r>
-      <w:r>
-        <w:t>Figma</w:t>
-      </w:r>
-      <w:r>
-        <w:t xml:space="preserve">, diagrams.net, Microsoft </w:t>
-      </w:r>
-      <w:r>
-        <w:t>Visio</w:t>
-      </w:r>
-      <w:r>
-        <w:t xml:space="preserve">, lucid chart, smart draw, </w:t>
-      </w:r>
-      <w:r>
-        <w:t>OmniGraffle</w:t>
-      </w:r>
-      <w:r>
-        <w:t xml:space="preserve">, Microsoft </w:t>
-      </w:r>
-      <w:r>
-        <w:t>PowerPoint</w:t>
-      </w:r>
-      <w:r>
-        <w:t>.</w:t>
-      </w:r>
-    </w:p>
-    <w:p>
-      <w:r>
-        <w:t>Three common diagram types – structural, behavioral, interaction –</w:t>
-      </w:r>
-    </w:p>
-    <w:p>
-      <w:r>
-        <w:rPr>
-          <w:noProof/>
-        </w:rPr>
-        <w:drawing>
-          <wp:inline distT="0" distB="0" distL="0" distR="0" wp14:anchorId="206C59D4" wp14:editId="3044CF91">
-            <wp:extent cx="5444197" cy="1726516"/>
-            <wp:effectExtent l="0" t="0" r="4445" b="7620"/>
-            <wp:docPr id="1694287539" name="Picture 1"/>
-            <wp:cNvGraphicFramePr>
-              <a:graphicFrameLocks xmlns:a="http://schemas.openxmlformats.org/drawingml/2006/main" noChangeAspect="1"/>
-            </wp:cNvGraphicFramePr>
-            <a:graphic xmlns:a="http://schemas.openxmlformats.org/drawingml/2006/main">
-              <a:graphicData uri="http://schemas.openxmlformats.org/drawingml/2006/picture">
-                <pic:pic xmlns:pic="http://schemas.openxmlformats.org/drawingml/2006/picture">
-                  <pic:nvPicPr>
-                    <pic:cNvPr id="1694287539" name=""/>
-                    <pic:cNvPicPr/>
-                  </pic:nvPicPr>
-                  <pic:blipFill>
-                    <a:blip r:embed="rId5"/>
-                    <a:stretch>
-                      <a:fillRect/>
-                    </a:stretch>
-                  </pic:blipFill>
-                  <pic:spPr>
-                    <a:xfrm>
-                      <a:off x="0" y="0"/>
-                      <a:ext cx="5456395" cy="1730384"/>
-                    </a:xfrm>
-                    <a:prstGeom prst="rect">
-                      <a:avLst/>
-                    </a:prstGeom>
-                  </pic:spPr>
-                </pic:pic>
-              </a:graphicData>
-            </a:graphic>
-          </wp:inline>
-        </w:drawing>
-      </w:r>
-    </w:p>
-    <w:p>
-      <w:r>
-        <w:t>Common nodes in diagram –</w:t>
-      </w:r>
-    </w:p>
-    <w:p>
-      <w:r>
-        <w:rPr>
-          <w:noProof/>
-        </w:rPr>
-        <w:drawing>
-          <wp:inline distT="0" distB="0" distL="0" distR="0" wp14:anchorId="6F0335F4" wp14:editId="2A03E2C2">
-            <wp:extent cx="4166483" cy="1203651"/>
-            <wp:effectExtent l="0" t="0" r="5715" b="0"/>
-            <wp:docPr id="305293722" name="Picture 1"/>
-            <wp:cNvGraphicFramePr>
-              <a:graphicFrameLocks xmlns:a="http://schemas.openxmlformats.org/drawingml/2006/main" noChangeAspect="1"/>
-            </wp:cNvGraphicFramePr>
-            <a:graphic xmlns:a="http://schemas.openxmlformats.org/drawingml/2006/main">
-              <a:graphicData uri="http://schemas.openxmlformats.org/drawingml/2006/picture">
-                <pic:pic xmlns:pic="http://schemas.openxmlformats.org/drawingml/2006/picture">
-                  <pic:nvPicPr>
-                    <pic:cNvPr id="305293722" name=""/>
-                    <pic:cNvPicPr/>
-                  </pic:nvPicPr>
-                  <pic:blipFill>
-                    <a:blip r:embed="rId6"/>
-                    <a:stretch>
-                      <a:fillRect/>
-                    </a:stretch>
-                  </pic:blipFill>
-                  <pic:spPr>
-                    <a:xfrm>
-                      <a:off x="0" y="0"/>
-                      <a:ext cx="4195048" cy="1211903"/>
-                    </a:xfrm>
-                    <a:prstGeom prst="rect">
-                      <a:avLst/>
-                    </a:prstGeom>
-                  </pic:spPr>
-                </pic:pic>
-              </a:graphicData>
-            </a:graphic>
-          </wp:inline>
-        </w:drawing>
-      </w:r>
-    </w:p>
-    <w:p>
-      <w:r>
-        <w:t>Common connectors in diagram –</w:t>
-      </w:r>
-    </w:p>
-    <w:p>
-      <w:r>
-        <w:rPr>
-          <w:noProof/>
-        </w:rPr>
-        <w:drawing>
-          <wp:inline distT="0" distB="0" distL="0" distR="0" wp14:anchorId="4E1E413A" wp14:editId="51A45E74">
-            <wp:extent cx="2878372" cy="2053670"/>
-            <wp:effectExtent l="0" t="0" r="0" b="3810"/>
-            <wp:docPr id="30623132" name="Picture 1"/>
-            <wp:cNvGraphicFramePr>
-              <a:graphicFrameLocks xmlns:a="http://schemas.openxmlformats.org/drawingml/2006/main" noChangeAspect="1"/>
-            </wp:cNvGraphicFramePr>
-            <a:graphic xmlns:a="http://schemas.openxmlformats.org/drawingml/2006/main">
-              <a:graphicData uri="http://schemas.openxmlformats.org/drawingml/2006/picture">
-                <pic:pic xmlns:pic="http://schemas.openxmlformats.org/drawingml/2006/picture">
-                  <pic:nvPicPr>
-                    <pic:cNvPr id="30623132" name=""/>
-                    <pic:cNvPicPr/>
-                  </pic:nvPicPr>
-                  <pic:blipFill>
-                    <a:blip r:embed="rId7"/>
-                    <a:stretch>
-                      <a:fillRect/>
-                    </a:stretch>
-                  </pic:blipFill>
-                  <pic:spPr>
-                    <a:xfrm>
-                      <a:off x="0" y="0"/>
-                      <a:ext cx="2890908" cy="2062615"/>
-                    </a:xfrm>
-                    <a:prstGeom prst="rect">
-                      <a:avLst/>
-                    </a:prstGeom>
-                  </pic:spPr>
-                </pic:pic>
-              </a:graphicData>
-            </a:graphic>
-          </wp:inline>
-        </w:drawing>
-      </w:r>
-    </w:p>
     <w:p/>
     <w:sectPr>
+      <w:headerReference w:type="even" r:id="rId7"/>
+      <w:headerReference w:type="default" r:id="rId8"/>
+      <w:headerReference w:type="first" r:id="rId9"/>
       <w:pgSz w:w="12240" w:h="15840"/>
-      <w:pgMar w:top="720" w:right="720" w:bottom="720" w:left="720" w:header="720" w:footer="720" w:gutter="0"/>
+      <w:pgMar w:top="1440" w:right="1440" w:bottom="1440" w:left="1440" w:header="720" w:footer="720" w:gutter="0"/>
       <w:cols w:space="720"/>
       <w:docGrid w:linePitch="360"/>
     </w:sectPr>
@@ -197,123 +16,292 @@
 </w:document>
 </file>
 
+<file path=word/endnotes.xml><?xml version="1.0" encoding="utf-8"?>
+<w:endnotes xmlns:wpc="http://schemas.microsoft.com/office/word/2010/wordprocessingCanvas" xmlns:cx="http://schemas.microsoft.com/office/drawing/2014/chartex" xmlns:cx1="http://schemas.microsoft.com/office/drawing/2015/9/8/chartex" xmlns:cx2="http://schemas.microsoft.com/office/drawing/2015/10/21/chartex" xmlns:cx3="http://schemas.microsoft.com/office/drawing/2016/5/9/chartex" xmlns:cx4="http://schemas.microsoft.com/office/drawing/2016/5/10/chartex" xmlns:cx5="http://schemas.microsoft.com/office/drawing/2016/5/11/chartex" xmlns:cx6="http://schemas.microsoft.com/office/drawing/2016/5/12/chartex" xmlns:cx7="http://schemas.microsoft.com/office/drawing/2016/5/13/chartex" xmlns:cx8="http://schemas.microsoft.com/office/drawing/2016/5/14/chartex" xmlns:mc="http://schemas.openxmlformats.org/markup-compatibility/2006" xmlns:aink="http://schemas.microsoft.com/office/drawing/2016/ink" xmlns:am3d="http://schemas.microsoft.com/office/drawing/2017/model3d" xmlns:o="urn:schemas-microsoft-com:office:office" xmlns:oel="http://schemas.microsoft.com/office/2019/extlst" xmlns:r="http://schemas.openxmlformats.org/officeDocument/2006/relationships" xmlns:m="http://schemas.openxmlformats.org/officeDocument/2006/math" xmlns:v="urn:schemas-microsoft-com:vml" xmlns:wp14="http://schemas.microsoft.com/office/word/2010/wordprocessingDrawing" xmlns:wp="http://schemas.openxmlformats.org/drawingml/2006/wordprocessingDrawing" xmlns:w10="urn:schemas-microsoft-com:office:word" xmlns:w="http://schemas.openxmlformats.org/wordprocessingml/2006/main" xmlns:w14="http://schemas.microsoft.com/office/word/2010/wordml" xmlns:w15="http://schemas.microsoft.com/office/word/2012/wordml" xmlns:w16cex="http://schemas.microsoft.com/office/word/2018/wordml/cex" xmlns:w16cid="http://schemas.microsoft.com/office/word/2016/wordml/cid" xmlns:w16="http://schemas.microsoft.com/office/word/2018/wordml" xmlns:w16du="http://schemas.microsoft.com/office/word/2023/wordml/word16du" xmlns:w16sdtdh="http://schemas.microsoft.com/office/word/2020/wordml/sdtdatahash" xmlns:w16sdtfl="http://schemas.microsoft.com/office/word/2024/wordml/sdtformatlock" xmlns:w16se="http://schemas.microsoft.com/office/word/2015/wordml/symex" xmlns:wpg="http://schemas.microsoft.com/office/word/2010/wordprocessingGroup" xmlns:wpi="http://schemas.microsoft.com/office/word/2010/wordprocessingInk" xmlns:wne="http://schemas.microsoft.com/office/word/2006/wordml" xmlns:wps="http://schemas.microsoft.com/office/word/2010/wordprocessingShape" mc:Ignorable="w14 w15 w16se w16cid w16 w16cex w16sdtdh w16sdtfl w16du wp14">
+  <w:endnote w:type="separator" w:id="-1">
+    <w:p>
+      <w:pPr>
+        <w:spacing w:after="0" w:line="240" w:lineRule="auto"/>
+      </w:pPr>
+      <w:r>
+        <w:separator/>
+      </w:r>
+    </w:p>
+  </w:endnote>
+  <w:endnote w:type="continuationSeparator" w:id="0">
+    <w:p>
+      <w:pPr>
+        <w:spacing w:after="0" w:line="240" w:lineRule="auto"/>
+      </w:pPr>
+      <w:r>
+        <w:continuationSeparator/>
+      </w:r>
+    </w:p>
+  </w:endnote>
+</w:endnotes>
+</file>
+
+<file path=word/footnotes.xml><?xml version="1.0" encoding="utf-8"?>
+<w:footnotes xmlns:wpc="http://schemas.microsoft.com/office/word/2010/wordprocessingCanvas" xmlns:cx="http://schemas.microsoft.com/office/drawing/2014/chartex" xmlns:cx1="http://schemas.microsoft.com/office/drawing/2015/9/8/chartex" xmlns:cx2="http://schemas.microsoft.com/office/drawing/2015/10/21/chartex" xmlns:cx3="http://schemas.microsoft.com/office/drawing/2016/5/9/chartex" xmlns:cx4="http://schemas.microsoft.com/office/drawing/2016/5/10/chartex" xmlns:cx5="http://schemas.microsoft.com/office/drawing/2016/5/11/chartex" xmlns:cx6="http://schemas.microsoft.com/office/drawing/2016/5/12/chartex" xmlns:cx7="http://schemas.microsoft.com/office/drawing/2016/5/13/chartex" xmlns:cx8="http://schemas.microsoft.com/office/drawing/2016/5/14/chartex" xmlns:mc="http://schemas.openxmlformats.org/markup-compatibility/2006" xmlns:aink="http://schemas.microsoft.com/office/drawing/2016/ink" xmlns:am3d="http://schemas.microsoft.com/office/drawing/2017/model3d" xmlns:o="urn:schemas-microsoft-com:office:office" xmlns:oel="http://schemas.microsoft.com/office/2019/extlst" xmlns:r="http://schemas.openxmlformats.org/officeDocument/2006/relationships" xmlns:m="http://schemas.openxmlformats.org/officeDocument/2006/math" xmlns:v="urn:schemas-microsoft-com:vml" xmlns:wp14="http://schemas.microsoft.com/office/word/2010/wordprocessingDrawing" xmlns:wp="http://schemas.openxmlformats.org/drawingml/2006/wordprocessingDrawing" xmlns:w10="urn:schemas-microsoft-com:office:word" xmlns:w="http://schemas.openxmlformats.org/wordprocessingml/2006/main" xmlns:w14="http://schemas.microsoft.com/office/word/2010/wordml" xmlns:w15="http://schemas.microsoft.com/office/word/2012/wordml" xmlns:w16cex="http://schemas.microsoft.com/office/word/2018/wordml/cex" xmlns:w16cid="http://schemas.microsoft.com/office/word/2016/wordml/cid" xmlns:w16="http://schemas.microsoft.com/office/word/2018/wordml" xmlns:w16du="http://schemas.microsoft.com/office/word/2023/wordml/word16du" xmlns:w16sdtdh="http://schemas.microsoft.com/office/word/2020/wordml/sdtdatahash" xmlns:w16sdtfl="http://schemas.microsoft.com/office/word/2024/wordml/sdtformatlock" xmlns:w16se="http://schemas.microsoft.com/office/word/2015/wordml/symex" xmlns:wpg="http://schemas.microsoft.com/office/word/2010/wordprocessingGroup" xmlns:wpi="http://schemas.microsoft.com/office/word/2010/wordprocessingInk" xmlns:wne="http://schemas.microsoft.com/office/word/2006/wordml" xmlns:wps="http://schemas.microsoft.com/office/word/2010/wordprocessingShape" mc:Ignorable="w14 w15 w16se w16cid w16 w16cex w16sdtdh w16sdtfl w16du wp14">
+  <w:footnote w:type="separator" w:id="-1">
+    <w:p>
+      <w:pPr>
+        <w:spacing w:after="0" w:line="240" w:lineRule="auto"/>
+      </w:pPr>
+      <w:r>
+        <w:separator/>
+      </w:r>
+    </w:p>
+  </w:footnote>
+  <w:footnote w:type="continuationSeparator" w:id="0">
+    <w:p>
+      <w:pPr>
+        <w:spacing w:after="0" w:line="240" w:lineRule="auto"/>
+      </w:pPr>
+      <w:r>
+        <w:continuationSeparator/>
+      </w:r>
+    </w:p>
+  </w:footnote>
+</w:footnotes>
+</file>
+
+<file path=word/header1.xml><?xml version="1.0" encoding="utf-8"?>
+<w:hdr xmlns:wpc="http://schemas.microsoft.com/office/word/2010/wordprocessingCanvas" xmlns:cx="http://schemas.microsoft.com/office/drawing/2014/chartex" xmlns:cx1="http://schemas.microsoft.com/office/drawing/2015/9/8/chartex" xmlns:cx2="http://schemas.microsoft.com/office/drawing/2015/10/21/chartex" xmlns:cx3="http://schemas.microsoft.com/office/drawing/2016/5/9/chartex" xmlns:cx4="http://schemas.microsoft.com/office/drawing/2016/5/10/chartex" xmlns:cx5="http://schemas.microsoft.com/office/drawing/2016/5/11/chartex" xmlns:cx6="http://schemas.microsoft.com/office/drawing/2016/5/12/chartex" xmlns:cx7="http://schemas.microsoft.com/office/drawing/2016/5/13/chartex" xmlns:cx8="http://schemas.microsoft.com/office/drawing/2016/5/14/chartex" xmlns:mc="http://schemas.openxmlformats.org/markup-compatibility/2006" xmlns:aink="http://schemas.microsoft.com/office/drawing/2016/ink" xmlns:am3d="http://schemas.microsoft.com/office/drawing/2017/model3d" xmlns:o="urn:schemas-microsoft-com:office:office" xmlns:oel="http://schemas.microsoft.com/office/2019/extlst" xmlns:r="http://schemas.openxmlformats.org/officeDocument/2006/relationships" xmlns:m="http://schemas.openxmlformats.org/officeDocument/2006/math" xmlns:v="urn:schemas-microsoft-com:vml" xmlns:wp14="http://schemas.microsoft.com/office/word/2010/wordprocessingDrawing" xmlns:wp="http://schemas.openxmlformats.org/drawingml/2006/wordprocessingDrawing" xmlns:w10="urn:schemas-microsoft-com:office:word" xmlns:w="http://schemas.openxmlformats.org/wordprocessingml/2006/main" xmlns:w14="http://schemas.microsoft.com/office/word/2010/wordml" xmlns:w15="http://schemas.microsoft.com/office/word/2012/wordml" xmlns:w16cex="http://schemas.microsoft.com/office/word/2018/wordml/cex" xmlns:w16cid="http://schemas.microsoft.com/office/word/2016/wordml/cid" xmlns:w16="http://schemas.microsoft.com/office/word/2018/wordml" xmlns:w16du="http://schemas.microsoft.com/office/word/2023/wordml/word16du" xmlns:w16sdtdh="http://schemas.microsoft.com/office/word/2020/wordml/sdtdatahash" xmlns:w16sdtfl="http://schemas.microsoft.com/office/word/2024/wordml/sdtformatlock" xmlns:w16se="http://schemas.microsoft.com/office/word/2015/wordml/symex" xmlns:wpg="http://schemas.microsoft.com/office/word/2010/wordprocessingGroup" xmlns:wpi="http://schemas.microsoft.com/office/word/2010/wordprocessingInk" xmlns:wne="http://schemas.microsoft.com/office/word/2006/wordml" xmlns:wps="http://schemas.microsoft.com/office/word/2010/wordprocessingShape" mc:Ignorable="w14 w15 w16se w16cid w16 w16cex w16sdtdh w16sdtfl w16du wp14">
+  <w:p>
+    <w:pPr>
+      <w:pStyle w:val="Header"/>
+    </w:pPr>
+  </w:p>
+</w:hdr>
+</file>
+
+<file path=word/header2.xml><?xml version="1.0" encoding="utf-8"?>
+<w:hdr xmlns:wpc="http://schemas.microsoft.com/office/word/2010/wordprocessingCanvas" xmlns:cx="http://schemas.microsoft.com/office/drawing/2014/chartex" xmlns:cx1="http://schemas.microsoft.com/office/drawing/2015/9/8/chartex" xmlns:cx2="http://schemas.microsoft.com/office/drawing/2015/10/21/chartex" xmlns:cx3="http://schemas.microsoft.com/office/drawing/2016/5/9/chartex" xmlns:cx4="http://schemas.microsoft.com/office/drawing/2016/5/10/chartex" xmlns:cx5="http://schemas.microsoft.com/office/drawing/2016/5/11/chartex" xmlns:cx6="http://schemas.microsoft.com/office/drawing/2016/5/12/chartex" xmlns:cx7="http://schemas.microsoft.com/office/drawing/2016/5/13/chartex" xmlns:cx8="http://schemas.microsoft.com/office/drawing/2016/5/14/chartex" xmlns:mc="http://schemas.openxmlformats.org/markup-compatibility/2006" xmlns:aink="http://schemas.microsoft.com/office/drawing/2016/ink" xmlns:am3d="http://schemas.microsoft.com/office/drawing/2017/model3d" xmlns:o="urn:schemas-microsoft-com:office:office" xmlns:oel="http://schemas.microsoft.com/office/2019/extlst" xmlns:r="http://schemas.openxmlformats.org/officeDocument/2006/relationships" xmlns:m="http://schemas.openxmlformats.org/officeDocument/2006/math" xmlns:v="urn:schemas-microsoft-com:vml" xmlns:wp14="http://schemas.microsoft.com/office/word/2010/wordprocessingDrawing" xmlns:wp="http://schemas.openxmlformats.org/drawingml/2006/wordprocessingDrawing" xmlns:w10="urn:schemas-microsoft-com:office:word" xmlns:w="http://schemas.openxmlformats.org/wordprocessingml/2006/main" xmlns:w14="http://schemas.microsoft.com/office/word/2010/wordml" xmlns:w15="http://schemas.microsoft.com/office/word/2012/wordml" xmlns:w16cex="http://schemas.microsoft.com/office/word/2018/wordml/cex" xmlns:w16cid="http://schemas.microsoft.com/office/word/2016/wordml/cid" xmlns:w16="http://schemas.microsoft.com/office/word/2018/wordml" xmlns:w16du="http://schemas.microsoft.com/office/word/2023/wordml/word16du" xmlns:w16sdtdh="http://schemas.microsoft.com/office/word/2020/wordml/sdtdatahash" xmlns:w16sdtfl="http://schemas.microsoft.com/office/word/2024/wordml/sdtformatlock" xmlns:w16se="http://schemas.microsoft.com/office/word/2015/wordml/symex" xmlns:wpg="http://schemas.microsoft.com/office/word/2010/wordprocessingGroup" xmlns:wpi="http://schemas.microsoft.com/office/word/2010/wordprocessingInk" xmlns:wne="http://schemas.microsoft.com/office/word/2006/wordml" xmlns:wps="http://schemas.microsoft.com/office/word/2010/wordprocessingShape" mc:Ignorable="w14 w15 w16se w16cid w16 w16cex w16sdtdh w16sdtfl w16du wp14">
+  <w:p>
+    <w:pPr>
+      <w:pStyle w:val="Header"/>
+    </w:pPr>
+  </w:p>
+</w:hdr>
+</file>
+
+<file path=word/header3.xml><?xml version="1.0" encoding="utf-8"?>
+<w:hdr xmlns:wpc="http://schemas.microsoft.com/office/word/2010/wordprocessingCanvas" xmlns:cx="http://schemas.microsoft.com/office/drawing/2014/chartex" xmlns:cx1="http://schemas.microsoft.com/office/drawing/2015/9/8/chartex" xmlns:cx2="http://schemas.microsoft.com/office/drawing/2015/10/21/chartex" xmlns:cx3="http://schemas.microsoft.com/office/drawing/2016/5/9/chartex" xmlns:cx4="http://schemas.microsoft.com/office/drawing/2016/5/10/chartex" xmlns:cx5="http://schemas.microsoft.com/office/drawing/2016/5/11/chartex" xmlns:cx6="http://schemas.microsoft.com/office/drawing/2016/5/12/chartex" xmlns:cx7="http://schemas.microsoft.com/office/drawing/2016/5/13/chartex" xmlns:cx8="http://schemas.microsoft.com/office/drawing/2016/5/14/chartex" xmlns:mc="http://schemas.openxmlformats.org/markup-compatibility/2006" xmlns:aink="http://schemas.microsoft.com/office/drawing/2016/ink" xmlns:am3d="http://schemas.microsoft.com/office/drawing/2017/model3d" xmlns:o="urn:schemas-microsoft-com:office:office" xmlns:oel="http://schemas.microsoft.com/office/2019/extlst" xmlns:r="http://schemas.openxmlformats.org/officeDocument/2006/relationships" xmlns:m="http://schemas.openxmlformats.org/officeDocument/2006/math" xmlns:v="urn:schemas-microsoft-com:vml" xmlns:wp14="http://schemas.microsoft.com/office/word/2010/wordprocessingDrawing" xmlns:wp="http://schemas.openxmlformats.org/drawingml/2006/wordprocessingDrawing" xmlns:w10="urn:schemas-microsoft-com:office:word" xmlns:w="http://schemas.openxmlformats.org/wordprocessingml/2006/main" xmlns:w14="http://schemas.microsoft.com/office/word/2010/wordml" xmlns:w15="http://schemas.microsoft.com/office/word/2012/wordml" xmlns:w16cex="http://schemas.microsoft.com/office/word/2018/wordml/cex" xmlns:w16cid="http://schemas.microsoft.com/office/word/2016/wordml/cid" xmlns:w16="http://schemas.microsoft.com/office/word/2018/wordml" xmlns:w16du="http://schemas.microsoft.com/office/word/2023/wordml/word16du" xmlns:w16sdtdh="http://schemas.microsoft.com/office/word/2020/wordml/sdtdatahash" xmlns:w16sdtfl="http://schemas.microsoft.com/office/word/2024/wordml/sdtformatlock" xmlns:w16se="http://schemas.microsoft.com/office/word/2015/wordml/symex" xmlns:wpg="http://schemas.microsoft.com/office/word/2010/wordprocessingGroup" xmlns:wpi="http://schemas.microsoft.com/office/word/2010/wordprocessingInk" xmlns:wne="http://schemas.microsoft.com/office/word/2006/wordml" xmlns:wps="http://schemas.microsoft.com/office/word/2010/wordprocessingShape" mc:Ignorable="w14 w15 w16se w16cid w16 w16cex w16sdtdh w16sdtfl w16du wp14">
+  <w:p>
+    <w:pPr>
+      <w:pStyle w:val="Header"/>
+    </w:pPr>
+  </w:p>
+</w:hdr>
+</file>
+
 <file path=word/numbering.xml><?xml version="1.0" encoding="utf-8"?>
 <w:numbering xmlns:wpc="http://schemas.microsoft.com/office/word/2010/wordprocessingCanvas" xmlns:cx="http://schemas.microsoft.com/office/drawing/2014/chartex" xmlns:cx1="http://schemas.microsoft.com/office/drawing/2015/9/8/chartex" xmlns:cx2="http://schemas.microsoft.com/office/drawing/2015/10/21/chartex" xmlns:cx3="http://schemas.microsoft.com/office/drawing/2016/5/9/chartex" xmlns:cx4="http://schemas.microsoft.com/office/drawing/2016/5/10/chartex" xmlns:cx5="http://schemas.microsoft.com/office/drawing/2016/5/11/chartex" xmlns:cx6="http://schemas.microsoft.com/office/drawing/2016/5/12/chartex" xmlns:cx7="http://schemas.microsoft.com/office/drawing/2016/5/13/chartex" xmlns:cx8="http://schemas.microsoft.com/office/drawing/2016/5/14/chartex" xmlns:mc="http://schemas.openxmlformats.org/markup-compatibility/2006" xmlns:aink="http://schemas.microsoft.com/office/drawing/2016/ink" xmlns:am3d="http://schemas.microsoft.com/office/drawing/2017/model3d" xmlns:o="urn:schemas-microsoft-com:office:office" xmlns:oel="http://schemas.microsoft.com/office/2019/extlst" xmlns:r="http://schemas.openxmlformats.org/officeDocument/2006/relationships" xmlns:m="http://schemas.openxmlformats.org/officeDocument/2006/math" xmlns:v="urn:schemas-microsoft-com:vml" xmlns:wp14="http://schemas.microsoft.com/office/word/2010/wordprocessingDrawing" xmlns:wp="http://schemas.openxmlformats.org/drawingml/2006/wordprocessingDrawing" xmlns:w10="urn:schemas-microsoft-com:office:word" xmlns:w="http://schemas.openxmlformats.org/wordprocessingml/2006/main" xmlns:w14="http://schemas.microsoft.com/office/word/2010/wordml" xmlns:w15="http://schemas.microsoft.com/office/word/2012/wordml" xmlns:w16cex="http://schemas.microsoft.com/office/word/2018/wordml/cex" xmlns:w16cid="http://schemas.microsoft.com/office/word/2016/wordml/cid" xmlns:w16="http://schemas.microsoft.com/office/word/2018/wordml" xmlns:w16du="http://schemas.microsoft.com/office/word/2023/wordml/word16du" xmlns:w16sdtdh="http://schemas.microsoft.com/office/word/2020/wordml/sdtdatahash" xmlns:w16sdtfl="http://schemas.microsoft.com/office/word/2024/wordml/sdtformatlock" xmlns:w16se="http://schemas.microsoft.com/office/word/2015/wordml/symex" xmlns:wpg="http://schemas.microsoft.com/office/word/2010/wordprocessingGroup" xmlns:wpi="http://schemas.microsoft.com/office/word/2010/wordprocessingInk" xmlns:wne="http://schemas.microsoft.com/office/word/2006/wordml" xmlns:wps="http://schemas.microsoft.com/office/word/2010/wordprocessingShape" mc:Ignorable="w14 w15 w16se w16cid w16 w16cex w16sdtdh w16sdtfl w16du wp14">
   <w:abstractNum w:abstractNumId="0" w15:restartNumberingAfterBreak="0">
-    <w:nsid w:val="044574D5"/>
+    <w:nsid w:val="2BE1068E"/>
+    <w:multiLevelType w:val="multilevel"/>
+    <w:tmpl w:val="30BA98C8"/>
+    <w:lvl w:ilvl="0">
+      <w:start w:val="1"/>
+      <w:numFmt w:val="decimal"/>
+      <w:lvlText w:val="%1."/>
+      <w:lvlJc w:val="left"/>
+      <w:pPr>
+        <w:tabs>
+          <w:tab w:val="num" w:pos="720"/>
+        </w:tabs>
+        <w:ind w:left="720" w:hanging="360"/>
+      </w:pPr>
+    </w:lvl>
+    <w:lvl w:ilvl="1" w:tentative="1">
+      <w:start w:val="1"/>
+      <w:numFmt w:val="decimal"/>
+      <w:lvlText w:val="%2."/>
+      <w:lvlJc w:val="left"/>
+      <w:pPr>
+        <w:tabs>
+          <w:tab w:val="num" w:pos="1440"/>
+        </w:tabs>
+        <w:ind w:left="1440" w:hanging="360"/>
+      </w:pPr>
+    </w:lvl>
+    <w:lvl w:ilvl="2" w:tentative="1">
+      <w:start w:val="1"/>
+      <w:numFmt w:val="decimal"/>
+      <w:lvlText w:val="%3."/>
+      <w:lvlJc w:val="left"/>
+      <w:pPr>
+        <w:tabs>
+          <w:tab w:val="num" w:pos="2160"/>
+        </w:tabs>
+        <w:ind w:left="2160" w:hanging="360"/>
+      </w:pPr>
+    </w:lvl>
+    <w:lvl w:ilvl="3" w:tentative="1">
+      <w:start w:val="1"/>
+      <w:numFmt w:val="decimal"/>
+      <w:lvlText w:val="%4."/>
+      <w:lvlJc w:val="left"/>
+      <w:pPr>
+        <w:tabs>
+          <w:tab w:val="num" w:pos="2880"/>
+        </w:tabs>
+        <w:ind w:left="2880" w:hanging="360"/>
+      </w:pPr>
+    </w:lvl>
+    <w:lvl w:ilvl="4" w:tentative="1">
+      <w:start w:val="1"/>
+      <w:numFmt w:val="decimal"/>
+      <w:lvlText w:val="%5."/>
+      <w:lvlJc w:val="left"/>
+      <w:pPr>
+        <w:tabs>
+          <w:tab w:val="num" w:pos="3600"/>
+        </w:tabs>
+        <w:ind w:left="3600" w:hanging="360"/>
+      </w:pPr>
+    </w:lvl>
+    <w:lvl w:ilvl="5" w:tentative="1">
+      <w:start w:val="1"/>
+      <w:numFmt w:val="decimal"/>
+      <w:lvlText w:val="%6."/>
+      <w:lvlJc w:val="left"/>
+      <w:pPr>
+        <w:tabs>
+          <w:tab w:val="num" w:pos="4320"/>
+        </w:tabs>
+        <w:ind w:left="4320" w:hanging="360"/>
+      </w:pPr>
+    </w:lvl>
+    <w:lvl w:ilvl="6" w:tentative="1">
+      <w:start w:val="1"/>
+      <w:numFmt w:val="decimal"/>
+      <w:lvlText w:val="%7."/>
+      <w:lvlJc w:val="left"/>
+      <w:pPr>
+        <w:tabs>
+          <w:tab w:val="num" w:pos="5040"/>
+        </w:tabs>
+        <w:ind w:left="5040" w:hanging="360"/>
+      </w:pPr>
+    </w:lvl>
+    <w:lvl w:ilvl="7" w:tentative="1">
+      <w:start w:val="1"/>
+      <w:numFmt w:val="decimal"/>
+      <w:lvlText w:val="%8."/>
+      <w:lvlJc w:val="left"/>
+      <w:pPr>
+        <w:tabs>
+          <w:tab w:val="num" w:pos="5760"/>
+        </w:tabs>
+        <w:ind w:left="5760" w:hanging="360"/>
+      </w:pPr>
+    </w:lvl>
+    <w:lvl w:ilvl="8" w:tentative="1">
+      <w:start w:val="1"/>
+      <w:numFmt w:val="decimal"/>
+      <w:lvlText w:val="%9."/>
+      <w:lvlJc w:val="left"/>
+      <w:pPr>
+        <w:tabs>
+          <w:tab w:val="num" w:pos="6480"/>
+        </w:tabs>
+        <w:ind w:left="6480" w:hanging="360"/>
+      </w:pPr>
+    </w:lvl>
+  </w:abstractNum>
+  <w:abstractNum w:abstractNumId="1" w15:restartNumberingAfterBreak="0">
+    <w:nsid w:val="36E7677D"/>
     <w:multiLevelType w:val="hybridMultilevel"/>
-    <w:tmpl w:val="A1E2D89A"/>
-    <w:lvl w:ilvl="0" w:tplc="04090001">
-      <w:start w:val="1"/>
-      <w:numFmt w:val="bullet"/>
-      <w:lvlText w:val=""/>
+    <w:tmpl w:val="CE344EAC"/>
+    <w:lvl w:ilvl="0" w:tplc="0409000F">
+      <w:start w:val="1"/>
+      <w:numFmt w:val="decimal"/>
+      <w:lvlText w:val="%1."/>
       <w:lvlJc w:val="left"/>
       <w:pPr>
         <w:ind w:left="720" w:hanging="360"/>
       </w:pPr>
-      <w:rPr>
-        <w:rFonts w:ascii="Symbol" w:hAnsi="Symbol" w:hint="default"/>
-      </w:rPr>
-    </w:lvl>
-    <w:lvl w:ilvl="1" w:tplc="04090003" w:tentative="1">
-      <w:start w:val="1"/>
-      <w:numFmt w:val="bullet"/>
-      <w:lvlText w:val="o"/>
+    </w:lvl>
+    <w:lvl w:ilvl="1" w:tplc="04090019" w:tentative="1">
+      <w:start w:val="1"/>
+      <w:numFmt w:val="lowerLetter"/>
+      <w:lvlText w:val="%2."/>
       <w:lvlJc w:val="left"/>
       <w:pPr>
         <w:ind w:left="1440" w:hanging="360"/>
       </w:pPr>
-      <w:rPr>
-        <w:rFonts w:ascii="Courier New" w:hAnsi="Courier New" w:cs="Courier New" w:hint="default"/>
-      </w:rPr>
-    </w:lvl>
-    <w:lvl w:ilvl="2" w:tplc="04090005" w:tentative="1">
-      <w:start w:val="1"/>
-      <w:numFmt w:val="bullet"/>
-      <w:lvlText w:val=""/>
+    </w:lvl>
+    <w:lvl w:ilvl="2" w:tplc="0409001B" w:tentative="1">
+      <w:start w:val="1"/>
+      <w:numFmt w:val="lowerRoman"/>
+      <w:lvlText w:val="%3."/>
+      <w:lvlJc w:val="right"/>
+      <w:pPr>
+        <w:ind w:left="2160" w:hanging="180"/>
+      </w:pPr>
+    </w:lvl>
+    <w:lvl w:ilvl="3" w:tplc="0409000F" w:tentative="1">
+      <w:start w:val="1"/>
+      <w:numFmt w:val="decimal"/>
+      <w:lvlText w:val="%4."/>
       <w:lvlJc w:val="left"/>
       <w:pPr>
-        <w:ind w:left="2160" w:hanging="360"/>
-      </w:pPr>
-      <w:rPr>
-        <w:rFonts w:ascii="Wingdings" w:hAnsi="Wingdings" w:hint="default"/>
-      </w:rPr>
-    </w:lvl>
-    <w:lvl w:ilvl="3" w:tplc="04090001" w:tentative="1">
-      <w:start w:val="1"/>
-      <w:numFmt w:val="bullet"/>
-      <w:lvlText w:val=""/>
+        <w:ind w:left="2880" w:hanging="360"/>
+      </w:pPr>
+    </w:lvl>
+    <w:lvl w:ilvl="4" w:tplc="04090019" w:tentative="1">
+      <w:start w:val="1"/>
+      <w:numFmt w:val="lowerLetter"/>
+      <w:lvlText w:val="%5."/>
       <w:lvlJc w:val="left"/>
       <w:pPr>
-        <w:ind w:left="2880" w:hanging="360"/>
-      </w:pPr>
-      <w:rPr>
-        <w:rFonts w:ascii="Symbol" w:hAnsi="Symbol" w:hint="default"/>
-      </w:rPr>
-    </w:lvl>
-    <w:lvl w:ilvl="4" w:tplc="04090003" w:tentative="1">
-      <w:start w:val="1"/>
-      <w:numFmt w:val="bullet"/>
-      <w:lvlText w:val="o"/>
+        <w:ind w:left="3600" w:hanging="360"/>
+      </w:pPr>
+    </w:lvl>
+    <w:lvl w:ilvl="5" w:tplc="0409001B" w:tentative="1">
+      <w:start w:val="1"/>
+      <w:numFmt w:val="lowerRoman"/>
+      <w:lvlText w:val="%6."/>
+      <w:lvlJc w:val="right"/>
+      <w:pPr>
+        <w:ind w:left="4320" w:hanging="180"/>
+      </w:pPr>
+    </w:lvl>
+    <w:lvl w:ilvl="6" w:tplc="0409000F" w:tentative="1">
+      <w:start w:val="1"/>
+      <w:numFmt w:val="decimal"/>
+      <w:lvlText w:val="%7."/>
       <w:lvlJc w:val="left"/>
       <w:pPr>
-        <w:ind w:left="3600" w:hanging="360"/>
-      </w:pPr>
-      <w:rPr>
-        <w:rFonts w:ascii="Courier New" w:hAnsi="Courier New" w:cs="Courier New" w:hint="default"/>
-      </w:rPr>
-    </w:lvl>
-    <w:lvl w:ilvl="5" w:tplc="04090005" w:tentative="1">
-      <w:start w:val="1"/>
-      <w:numFmt w:val="bullet"/>
-      <w:lvlText w:val=""/>
+        <w:ind w:left="5040" w:hanging="360"/>
+      </w:pPr>
+    </w:lvl>
+    <w:lvl w:ilvl="7" w:tplc="04090019" w:tentative="1">
+      <w:start w:val="1"/>
+      <w:numFmt w:val="lowerLetter"/>
+      <w:lvlText w:val="%8."/>
       <w:lvlJc w:val="left"/>
       <w:pPr>
-        <w:ind w:left="4320" w:hanging="360"/>
-      </w:pPr>
-      <w:rPr>
-        <w:rFonts w:ascii="Wingdings" w:hAnsi="Wingdings" w:hint="default"/>
-      </w:rPr>
-    </w:lvl>
-    <w:lvl w:ilvl="6" w:tplc="04090001" w:tentative="1">
-      <w:start w:val="1"/>
-      <w:numFmt w:val="bullet"/>
-      <w:lvlText w:val=""/>
-      <w:lvlJc w:val="left"/>
-      <w:pPr>
-        <w:ind w:left="5040" w:hanging="360"/>
-      </w:pPr>
-      <w:rPr>
-        <w:rFonts w:ascii="Symbol" w:hAnsi="Symbol" w:hint="default"/>
-      </w:rPr>
-    </w:lvl>
-    <w:lvl w:ilvl="7" w:tplc="04090003" w:tentative="1">
-      <w:start w:val="1"/>
-      <w:numFmt w:val="bullet"/>
-      <w:lvlText w:val="o"/>
-      <w:lvlJc w:val="left"/>
-      <w:pPr>
         <w:ind w:left="5760" w:hanging="360"/>
       </w:pPr>
-      <w:rPr>
-        <w:rFonts w:ascii="Courier New" w:hAnsi="Courier New" w:cs="Courier New" w:hint="default"/>
-      </w:rPr>
-    </w:lvl>
-    <w:lvl w:ilvl="8" w:tplc="04090005" w:tentative="1">
-      <w:start w:val="1"/>
-      <w:numFmt w:val="bullet"/>
-      <w:lvlText w:val=""/>
-      <w:lvlJc w:val="left"/>
-      <w:pPr>
-        <w:ind w:left="6480" w:hanging="360"/>
-      </w:pPr>
-      <w:rPr>
-        <w:rFonts w:ascii="Wingdings" w:hAnsi="Wingdings" w:hint="default"/>
-      </w:rPr>
+    </w:lvl>
+    <w:lvl w:ilvl="8" w:tplc="0409001B" w:tentative="1">
+      <w:start w:val="1"/>
+      <w:numFmt w:val="lowerRoman"/>
+      <w:lvlText w:val="%9."/>
+      <w:lvlJc w:val="right"/>
+      <w:pPr>
+        <w:ind w:left="6480" w:hanging="180"/>
+      </w:pPr>
     </w:lvl>
   </w:abstractNum>
-  <w:num w:numId="1" w16cid:durableId="992486972">
+  <w:num w:numId="1" w16cid:durableId="79986431">
     <w:abstractNumId w:val="0"/>
+  </w:num>
+  <w:num w:numId="2" w16cid:durableId="1373269241">
+    <w:abstractNumId w:val="1"/>
   </w:num>
 </w:numbering>
 </file>
@@ -728,7 +716,7 @@
     <w:link w:val="Heading1Char"/>
     <w:uiPriority w:val="9"/>
     <w:qFormat/>
-    <w:rsid w:val="00163670"/>
+    <w:rsid w:val="00FD2C55"/>
     <w:pPr>
       <w:keepNext/>
       <w:keepLines/>
@@ -748,9 +736,10 @@
     <w:next w:val="Normal"/>
     <w:link w:val="Heading2Char"/>
     <w:uiPriority w:val="9"/>
+    <w:semiHidden/>
     <w:unhideWhenUsed/>
     <w:qFormat/>
-    <w:rsid w:val="00163670"/>
+    <w:rsid w:val="00FD2C55"/>
     <w:pPr>
       <w:keepNext/>
       <w:keepLines/>
@@ -773,7 +762,7 @@
     <w:semiHidden/>
     <w:unhideWhenUsed/>
     <w:qFormat/>
-    <w:rsid w:val="00163670"/>
+    <w:rsid w:val="00FD2C55"/>
     <w:pPr>
       <w:keepNext/>
       <w:keepLines/>
@@ -796,7 +785,7 @@
     <w:semiHidden/>
     <w:unhideWhenUsed/>
     <w:qFormat/>
-    <w:rsid w:val="00163670"/>
+    <w:rsid w:val="00FD2C55"/>
     <w:pPr>
       <w:keepNext/>
       <w:keepLines/>
@@ -819,7 +808,7 @@
     <w:semiHidden/>
     <w:unhideWhenUsed/>
     <w:qFormat/>
-    <w:rsid w:val="00163670"/>
+    <w:rsid w:val="00FD2C55"/>
     <w:pPr>
       <w:keepNext/>
       <w:keepLines/>
@@ -840,7 +829,7 @@
     <w:semiHidden/>
     <w:unhideWhenUsed/>
     <w:qFormat/>
-    <w:rsid w:val="00163670"/>
+    <w:rsid w:val="00FD2C55"/>
     <w:pPr>
       <w:keepNext/>
       <w:keepLines/>
@@ -863,7 +852,7 @@
     <w:semiHidden/>
     <w:unhideWhenUsed/>
     <w:qFormat/>
-    <w:rsid w:val="00163670"/>
+    <w:rsid w:val="00FD2C55"/>
     <w:pPr>
       <w:keepNext/>
       <w:keepLines/>
@@ -884,7 +873,7 @@
     <w:semiHidden/>
     <w:unhideWhenUsed/>
     <w:qFormat/>
-    <w:rsid w:val="00163670"/>
+    <w:rsid w:val="00FD2C55"/>
     <w:pPr>
       <w:keepNext/>
       <w:keepLines/>
@@ -907,7 +896,7 @@
     <w:semiHidden/>
     <w:unhideWhenUsed/>
     <w:qFormat/>
-    <w:rsid w:val="00163670"/>
+    <w:rsid w:val="00FD2C55"/>
     <w:pPr>
       <w:keepNext/>
       <w:keepLines/>
@@ -951,7 +940,7 @@
     <w:basedOn w:val="DefaultParagraphFont"/>
     <w:link w:val="Heading1"/>
     <w:uiPriority w:val="9"/>
-    <w:rsid w:val="00163670"/>
+    <w:rsid w:val="00FD2C55"/>
     <w:rPr>
       <w:rFonts w:asciiTheme="majorHAnsi" w:eastAsiaTheme="majorEastAsia" w:hAnsiTheme="majorHAnsi" w:cstheme="majorBidi"/>
       <w:color w:val="0F4761" w:themeColor="accent1" w:themeShade="BF"/>
@@ -964,7 +953,8 @@
     <w:basedOn w:val="DefaultParagraphFont"/>
     <w:link w:val="Heading2"/>
     <w:uiPriority w:val="9"/>
-    <w:rsid w:val="00163670"/>
+    <w:semiHidden/>
+    <w:rsid w:val="00FD2C55"/>
     <w:rPr>
       <w:rFonts w:asciiTheme="majorHAnsi" w:eastAsiaTheme="majorEastAsia" w:hAnsiTheme="majorHAnsi" w:cstheme="majorBidi"/>
       <w:color w:val="0F4761" w:themeColor="accent1" w:themeShade="BF"/>
@@ -978,7 +968,7 @@
     <w:link w:val="Heading3"/>
     <w:uiPriority w:val="9"/>
     <w:semiHidden/>
-    <w:rsid w:val="00163670"/>
+    <w:rsid w:val="00FD2C55"/>
     <w:rPr>
       <w:rFonts w:eastAsiaTheme="majorEastAsia" w:cstheme="majorBidi"/>
       <w:color w:val="0F4761" w:themeColor="accent1" w:themeShade="BF"/>
@@ -992,7 +982,7 @@
     <w:link w:val="Heading4"/>
     <w:uiPriority w:val="9"/>
     <w:semiHidden/>
-    <w:rsid w:val="00163670"/>
+    <w:rsid w:val="00FD2C55"/>
     <w:rPr>
       <w:rFonts w:eastAsiaTheme="majorEastAsia" w:cstheme="majorBidi"/>
       <w:i/>
@@ -1006,7 +996,7 @@
     <w:link w:val="Heading5"/>
     <w:uiPriority w:val="9"/>
     <w:semiHidden/>
-    <w:rsid w:val="00163670"/>
+    <w:rsid w:val="00FD2C55"/>
     <w:rPr>
       <w:rFonts w:eastAsiaTheme="majorEastAsia" w:cstheme="majorBidi"/>
       <w:color w:val="0F4761" w:themeColor="accent1" w:themeShade="BF"/>
@@ -1018,7 +1008,7 @@
     <w:link w:val="Heading6"/>
     <w:uiPriority w:val="9"/>
     <w:semiHidden/>
-    <w:rsid w:val="00163670"/>
+    <w:rsid w:val="00FD2C55"/>
     <w:rPr>
       <w:rFonts w:eastAsiaTheme="majorEastAsia" w:cstheme="majorBidi"/>
       <w:i/>
@@ -1032,7 +1022,7 @@
     <w:link w:val="Heading7"/>
     <w:uiPriority w:val="9"/>
     <w:semiHidden/>
-    <w:rsid w:val="00163670"/>
+    <w:rsid w:val="00FD2C55"/>
     <w:rPr>
       <w:rFonts w:eastAsiaTheme="majorEastAsia" w:cstheme="majorBidi"/>
       <w:color w:val="595959" w:themeColor="text1" w:themeTint="A6"/>
@@ -1044,7 +1034,7 @@
     <w:link w:val="Heading8"/>
     <w:uiPriority w:val="9"/>
     <w:semiHidden/>
-    <w:rsid w:val="00163670"/>
+    <w:rsid w:val="00FD2C55"/>
     <w:rPr>
       <w:rFonts w:eastAsiaTheme="majorEastAsia" w:cstheme="majorBidi"/>
       <w:i/>
@@ -1058,7 +1048,7 @@
     <w:link w:val="Heading9"/>
     <w:uiPriority w:val="9"/>
     <w:semiHidden/>
-    <w:rsid w:val="00163670"/>
+    <w:rsid w:val="00FD2C55"/>
     <w:rPr>
       <w:rFonts w:eastAsiaTheme="majorEastAsia" w:cstheme="majorBidi"/>
       <w:color w:val="272727" w:themeColor="text1" w:themeTint="D8"/>
@@ -1071,7 +1061,7 @@
     <w:link w:val="TitleChar"/>
     <w:uiPriority w:val="10"/>
     <w:qFormat/>
-    <w:rsid w:val="00163670"/>
+    <w:rsid w:val="00FD2C55"/>
     <w:pPr>
       <w:spacing w:after="80" w:line="240" w:lineRule="auto"/>
       <w:contextualSpacing/>
@@ -1089,7 +1079,7 @@
     <w:basedOn w:val="DefaultParagraphFont"/>
     <w:link w:val="Title"/>
     <w:uiPriority w:val="10"/>
-    <w:rsid w:val="00163670"/>
+    <w:rsid w:val="00FD2C55"/>
     <w:rPr>
       <w:rFonts w:asciiTheme="majorHAnsi" w:eastAsiaTheme="majorEastAsia" w:hAnsiTheme="majorHAnsi" w:cstheme="majorBidi"/>
       <w:spacing w:val="-10"/>
@@ -1105,7 +1095,7 @@
     <w:link w:val="SubtitleChar"/>
     <w:uiPriority w:val="11"/>
     <w:qFormat/>
-    <w:rsid w:val="00163670"/>
+    <w:rsid w:val="00FD2C55"/>
     <w:pPr>
       <w:numPr>
         <w:ilvl w:val="1"/>
@@ -1124,7 +1114,7 @@
     <w:basedOn w:val="DefaultParagraphFont"/>
     <w:link w:val="Subtitle"/>
     <w:uiPriority w:val="11"/>
-    <w:rsid w:val="00163670"/>
+    <w:rsid w:val="00FD2C55"/>
     <w:rPr>
       <w:rFonts w:eastAsiaTheme="majorEastAsia" w:cstheme="majorBidi"/>
       <w:color w:val="595959" w:themeColor="text1" w:themeTint="A6"/>
@@ -1140,7 +1130,7 @@
     <w:link w:val="QuoteChar"/>
     <w:uiPriority w:val="29"/>
     <w:qFormat/>
-    <w:rsid w:val="00163670"/>
+    <w:rsid w:val="00FD2C55"/>
     <w:pPr>
       <w:spacing w:before="160"/>
       <w:jc w:val="center"/>
@@ -1156,7 +1146,7 @@
     <w:basedOn w:val="DefaultParagraphFont"/>
     <w:link w:val="Quote"/>
     <w:uiPriority w:val="29"/>
-    <w:rsid w:val="00163670"/>
+    <w:rsid w:val="00FD2C55"/>
     <w:rPr>
       <w:rFonts w:cs="Mangal"/>
       <w:i/>
@@ -1169,7 +1159,7 @@
     <w:basedOn w:val="Normal"/>
     <w:uiPriority w:val="34"/>
     <w:qFormat/>
-    <w:rsid w:val="00163670"/>
+    <w:rsid w:val="00FD2C55"/>
     <w:pPr>
       <w:ind w:left="720"/>
       <w:contextualSpacing/>
@@ -1180,7 +1170,7 @@
     <w:basedOn w:val="DefaultParagraphFont"/>
     <w:uiPriority w:val="21"/>
     <w:qFormat/>
-    <w:rsid w:val="00163670"/>
+    <w:rsid w:val="00FD2C55"/>
     <w:rPr>
       <w:i/>
       <w:iCs/>
@@ -1194,7 +1184,7 @@
     <w:link w:val="IntenseQuoteChar"/>
     <w:uiPriority w:val="30"/>
     <w:qFormat/>
-    <w:rsid w:val="00163670"/>
+    <w:rsid w:val="00FD2C55"/>
     <w:pPr>
       <w:pBdr>
         <w:top w:val="single" w:sz="4" w:space="10" w:color="0F4761" w:themeColor="accent1" w:themeShade="BF"/>
@@ -1215,7 +1205,7 @@
     <w:basedOn w:val="DefaultParagraphFont"/>
     <w:link w:val="IntenseQuote"/>
     <w:uiPriority w:val="30"/>
-    <w:rsid w:val="00163670"/>
+    <w:rsid w:val="00FD2C55"/>
     <w:rPr>
       <w:rFonts w:cs="Mangal"/>
       <w:i/>
@@ -1228,13 +1218,61 @@
     <w:basedOn w:val="DefaultParagraphFont"/>
     <w:uiPriority w:val="32"/>
     <w:qFormat/>
-    <w:rsid w:val="00163670"/>
+    <w:rsid w:val="00FD2C55"/>
     <w:rPr>
       <w:b/>
       <w:bCs/>
       <w:smallCaps/>
       <w:color w:val="0F4761" w:themeColor="accent1" w:themeShade="BF"/>
       <w:spacing w:val="5"/>
+    </w:rPr>
+  </w:style>
+  <w:style w:type="paragraph" w:styleId="Header">
+    <w:name w:val="header"/>
+    <w:basedOn w:val="Normal"/>
+    <w:link w:val="HeaderChar"/>
+    <w:uiPriority w:val="99"/>
+    <w:unhideWhenUsed/>
+    <w:rsid w:val="00217F49"/>
+    <w:pPr>
+      <w:tabs>
+        <w:tab w:val="center" w:pos="4680"/>
+        <w:tab w:val="right" w:pos="9360"/>
+      </w:tabs>
+      <w:spacing w:after="0" w:line="240" w:lineRule="auto"/>
+    </w:pPr>
+  </w:style>
+  <w:style w:type="character" w:customStyle="1" w:styleId="HeaderChar">
+    <w:name w:val="Header Char"/>
+    <w:basedOn w:val="DefaultParagraphFont"/>
+    <w:link w:val="Header"/>
+    <w:uiPriority w:val="99"/>
+    <w:rsid w:val="00217F49"/>
+    <w:rPr>
+      <w:rFonts w:cs="Mangal"/>
+    </w:rPr>
+  </w:style>
+  <w:style w:type="character" w:styleId="Hyperlink">
+    <w:name w:val="Hyperlink"/>
+    <w:basedOn w:val="DefaultParagraphFont"/>
+    <w:uiPriority w:val="99"/>
+    <w:unhideWhenUsed/>
+    <w:rsid w:val="00590E15"/>
+    <w:rPr>
+      <w:color w:val="467886" w:themeColor="hyperlink"/>
+      <w:u w:val="single"/>
+    </w:rPr>
+  </w:style>
+  <w:style w:type="character" w:styleId="UnresolvedMention">
+    <w:name w:val="Unresolved Mention"/>
+    <w:basedOn w:val="DefaultParagraphFont"/>
+    <w:uiPriority w:val="99"/>
+    <w:semiHidden/>
+    <w:unhideWhenUsed/>
+    <w:rsid w:val="00590E15"/>
+    <w:rPr>
+      <w:color w:val="605E5C"/>
+      <w:shd w:val="clear" w:color="auto" w:fill="E1DFDD"/>
     </w:rPr>
   </w:style>
 </w:styles>
@@ -1533,4 +1571,10 @@
     </a:ext>
   </a:extLst>
 </a:theme>
+</file>
+
+<file path=docMetadata/LabelInfo.xml><?xml version="1.0" encoding="utf-8"?>
+<clbl:labelList xmlns:clbl="http://schemas.microsoft.com/office/2020/mipLabelMetadata">
+  <clbl:label id="{619ffa58-9d1c-42f8-b0e6-79cea428c945}" enabled="1" method="Privileged" siteId="{8b87af7d-8647-4dc7-8df4-5f69a2011bb5}" contentBits="0" removed="0"/>
+</clbl:labelList>
 </file>